--- a/public/reports/AISA_All_Skills_Breakout_Plan_ZH.docx
+++ b/public/reports/AISA_All_Skills_Breakout_Plan_ZH.docx
@@ -14,7 +14,7 @@
     </w:p>
     <w:p>
       <w:r>
-        <w:t xml:space="preserve">- 生成时间：2026-04-20T05:43:42.177018+00:00</w:t>
+        <w:t xml:space="preserve">- 生成时间：2026-04-24T11:01:28.504783+00:00</w:t>
       </w:r>
     </w:p>
     <w:p>
@@ -249,6 +249,11 @@
     </w:p>
     <w:p>
       <w:r>
+        <w:t xml:space="preserve">| P1 | 0xjordansg-yolo | YouTube SERP Scout for agents. Search top-ranking videos, channels, and trends for content research and competitor tracking | Video &amp; Creator Research | YouTube SERP Scout | supporting-variant |</w:t>
+      </w:r>
+    </w:p>
+    <w:p>
+      <w:r>
         <w:t xml:space="preserve">| P1 | aisapay | AIsa Multi Source Search | Search &amp; Research | Multi-Source Search Command Center | growth-variant |</w:t>
       </w:r>
     </w:p>
@@ -259,12 +264,7 @@
     </w:p>
     <w:p>
       <w:r>
-        <w:t xml:space="preserve">| P1 | 0xjordansg-yolo | One API key for real time stock equity pricing data including crypto BTC ETH etc. | Finance &amp; Market Data | Market Data Command Center | supporting-variant |</w:t>
-      </w:r>
-    </w:p>
-    <w:p>
-      <w:r>
-        <w:t xml:space="preserve">| P1 | 0xjordansg-yolo | YouTube SERP Scout for agents. Search top-ranking videos, channels, and trends for content research and competitor tracking | Video &amp; Creator Research | YouTube SERP Scout | long-tail-experiment |</w:t>
+        <w:t xml:space="preserve">| P1 | 0xjordansg-yolo | One API key for real time stock equity pricing data including crypto BTC ETH etc. | Finance &amp; Market Data | Market Data Command Center | long-tail-experiment |</w:t>
       </w:r>
     </w:p>
     <w:p>
@@ -309,6 +309,11 @@
     </w:p>
     <w:p>
       <w:r>
+        <w:t xml:space="preserve">| P2 | chaimengphp | YouTube SERP Scout (Rank + Discover) | Video &amp; Creator Research | YouTube SERP Scout | supporting-variant |</w:t>
+      </w:r>
+    </w:p>
+    <w:p>
+      <w:r>
         <w:t xml:space="preserve">| P2 | chaimengphp | Verified Research Engine (Web + Academic + Confidence Score) | Search &amp; Research | Multi-Source Search Command Center | supporting-variant |</w:t>
       </w:r>
     </w:p>
@@ -319,11 +324,6 @@
     </w:p>
     <w:p>
       <w:r>
-        <w:t xml:space="preserve">| P2 | chaimengphp | YouTube SERP Scout (Rank + Discover) | Video &amp; Creator Research | YouTube SERP Scout | supporting-variant |</w:t>
-      </w:r>
-    </w:p>
-    <w:p>
-      <w:r>
         <w:t xml:space="preserve"> </w:t>
       </w:r>
     </w:p>
@@ -624,16 +624,16 @@
     </w:p>
     <w:p>
       <w:r>
+        <w:t xml:space="preserve">  - YouTube SERP Scout (Rank + Discover) | Video &amp; Creator Research | P2 | 目标：YouTube SERP Scout</w:t>
+      </w:r>
+    </w:p>
+    <w:p>
+      <w:r>
         <w:t xml:space="preserve">  - Verified Research Engine (Web + Academic + Confidence Score) | Search &amp; Research | P2 | 目标：Multi-Source Search Command Center</w:t>
       </w:r>
     </w:p>
     <w:p>
       <w:r>
-        <w:t xml:space="preserve">  - YouTube SERP Scout (Rank + Discover) | Video &amp; Creator Research | P2 | 目标：YouTube SERP Scout</w:t>
-      </w:r>
-    </w:p>
-    <w:p>
-      <w:r>
         <w:t xml:space="preserve"> </w:t>
       </w:r>
     </w:p>
@@ -814,17 +814,17 @@
     </w:p>
     <w:p>
       <w:r>
-        <w:t xml:space="preserve">| aisadocs | Web Search by Tavily | 4175 | 9 | 19 | Search &amp; Research | P0 | Multi-Source Search Command Center | flagship |</w:t>
-      </w:r>
-    </w:p>
-    <w:p>
-      <w:r>
-        <w:t xml:space="preserve">| 0xjordansg-yolo | X/Twitter Automation: 30+ APIs, OAuth Post, One Key | 3519 | 4 | 12 | Social &amp; Growth | P0 | Twitter API Command Center | flagship |</w:t>
-      </w:r>
-    </w:p>
-    <w:p>
-      <w:r>
-        <w:t xml:space="preserve">| aisapay | AIsa Twitter API (Search + Post) | 3188 | 4 | 16 | Social &amp; Growth | P0 | Twitter API Command Center | flagship |</w:t>
+        <w:t xml:space="preserve">| aisadocs | Web Search by Tavily | 4294 | 9 | 19 | Search &amp; Research | P0 | Multi-Source Search Command Center | flagship |</w:t>
+      </w:r>
+    </w:p>
+    <w:p>
+      <w:r>
+        <w:t xml:space="preserve">| 0xjordansg-yolo | X/Twitter Automation: 30+ APIs, OAuth Post, One Key | 3562 | 4 | 12 | Social &amp; Growth | P0 | Twitter API Command Center | flagship |</w:t>
+      </w:r>
+    </w:p>
+    <w:p>
+      <w:r>
+        <w:t xml:space="preserve">| aisapay | AIsa Twitter API (Search + Post) | 3240 | 4 | 16 | Social &amp; Growth | P0 | Twitter API Command Center | flagship |</w:t>
       </w:r>
     </w:p>
     <w:p>
@@ -834,187 +834,187 @@
     </w:p>
     <w:p>
       <w:r>
-        <w:t xml:space="preserve">| 0xjordansg-yolo | Generate images &amp; videos with: Gemini 3 Pro Image (image) + Qwen Wan 2.6 (video) via one API key | 2206 | 11 | 11 | Video &amp; Creator Research | P0 | Image &amp; Video Command Center | growth-variant |</w:t>
-      </w:r>
-    </w:p>
-    <w:p>
-      <w:r>
-        <w:t xml:space="preserve">| aisadocs | Images &amp; videos generation with Gemini 3 Pro Image + Qwen Wan 2.6 (video) via one API key | 1709 | 3 | 10 | Video &amp; Creator Research | P0 | Image &amp; Video Command Center | growth-variant |</w:t>
-      </w:r>
-    </w:p>
-    <w:p>
-      <w:r>
-        <w:t xml:space="preserve">| 0xjordansg-yolo | Query real-time and historical financial data across equities and crypto prices | 1547 | 5 | 6 | Finance &amp; Market Data | P1 | Market Data Command Center | growth-variant |</w:t>
-      </w:r>
-    </w:p>
-    <w:p>
-      <w:r>
-        <w:t xml:space="preserve">| 0xjordansg-yolo | Web Search Tavily | 1249 | 0 | 6 | Search &amp; Research | P1 | Multi-Source Search Command Center | supporting-variant |</w:t>
-      </w:r>
-    </w:p>
-    <w:p>
-      <w:r>
-        <w:t xml:space="preserve">| 0xjordansg-yolo | Multi-source retrieval with confidence scoring - web, academic, and Tavily in one unified API | 1264 | 4 | 2 | Search &amp; Research | P1 | Multi-Source Search Command Center | supporting-variant |</w:t>
-      </w:r>
-    </w:p>
-    <w:p>
-      <w:r>
-        <w:t xml:space="preserve">| aisapay | Financial Data | 1424 | 0 | 6 | Finance &amp; Market Data | P1 | Market Data Command Center | growth-variant |</w:t>
-      </w:r>
-    </w:p>
-    <w:p>
-      <w:r>
-        <w:t xml:space="preserve">| aisapay | AIsa Multi Source Search | 1584 | 1 | 1 | Search &amp; Research | P1 | Multi-Source Search Command Center | growth-variant |</w:t>
-      </w:r>
-    </w:p>
-    <w:p>
-      <w:r>
-        <w:t xml:space="preserve">| chaimengphp | Unified API for powerful image and video generation | 1154 | 1 | 6 | Video &amp; Creator Research | P1 | Image &amp; Video Command Center | flagship |</w:t>
-      </w:r>
-    </w:p>
-    <w:p>
-      <w:r>
-        <w:t xml:space="preserve">| 0xjordansg-yolo | One API key for real time stock equity pricing data including crypto BTC ETH etc. | 1283 | 1 | 4 | Finance &amp; Market Data | P1 | Market Data Command Center | supporting-variant |</w:t>
-      </w:r>
-    </w:p>
-    <w:p>
-      <w:r>
-        <w:t xml:space="preserve">| 0xjordansg-yolo | YouTube SERP Scout for agents. Search top-ranking videos, channels, and trends for content research and competitor tracking | 1503 | 3 | 3 | Video &amp; Creator Research | P1 | YouTube SERP Scout | long-tail-experiment |</w:t>
-      </w:r>
-    </w:p>
-    <w:p>
-      <w:r>
-        <w:t xml:space="preserve">| 0xjordansg-yolo | US Stock Analyst by leading AI LLM models with Bloomberg Data, Twitter Sentiment and Wall Street Equity Research Reports | 1326 | 0 | 5 | Social &amp; Growth | P1 | Twitter API Command Center | long-tail-experiment |</w:t>
-      </w:r>
-    </w:p>
-    <w:p>
-      <w:r>
-        <w:t xml:space="preserve">| 0xjordansg-yolo | X Twitter Automataion (Search + Post) | 1438 | 4 | 2 | Social &amp; Growth | P1 | Twitter API Command Center | long-tail-experiment |</w:t>
-      </w:r>
-    </w:p>
-    <w:p>
-      <w:r>
-        <w:t xml:space="preserve">| aisapay | AIsa Media Gen | 1582 | 1 | 2 | Media Generation | P2 | Image &amp; Video Command Center | supporting-variant |</w:t>
-      </w:r>
-    </w:p>
-    <w:p>
-      <w:r>
-        <w:t xml:space="preserve">| aisapay | AIsa Youtube Search | 1779 | 1 | 1 | Video &amp; Creator Research | P2 | YouTube SERP Scout | supporting-variant |</w:t>
-      </w:r>
-    </w:p>
-    <w:p>
-      <w:r>
-        <w:t xml:space="preserve">| aisapay | AIsa Financial Data | 1307 | 0 | 2 | Finance &amp; Market Data | P2 | Market Data Command Center | supporting-variant |</w:t>
-      </w:r>
-    </w:p>
-    <w:p>
-      <w:r>
-        <w:t xml:space="preserve">| chaimengphp | X Twitter Command Center (Search + Post) | 1230 | 0 | 3 | Social &amp; Growth | P2 | Twitter API Command Center | growth-variant |</w:t>
-      </w:r>
-    </w:p>
-    <w:p>
-      <w:r>
-        <w:t xml:space="preserve">| chaimengphp | MarketPulse (Stocks + Crypto Data) | 983 | 0 | 3 | Finance &amp; Market Data | P2 | Market Data Command Center | growth-variant |</w:t>
-      </w:r>
-    </w:p>
-    <w:p>
-      <w:r>
-        <w:t xml:space="preserve">| aisadocs | Intelligent search for agents. Multi-source retrieval with confidence scoring - web, academic, and Tavily in one unified API | 910 | 0 | 0 | Search &amp; Research | P2 | Multi-Source Search Command Center | growth-variant |</w:t>
-      </w:r>
-    </w:p>
-    <w:p>
-      <w:r>
-        <w:t xml:space="preserve">| chaimengphp | Verified Research Engine (Web + Academic + Confidence Score) | 802 | 0 | 0 | Search &amp; Research | P2 | Multi-Source Search Command Center | supporting-variant |</w:t>
-      </w:r>
-    </w:p>
-    <w:p>
-      <w:r>
-        <w:t xml:space="preserve">| aisadocs | Query real-time and historical financial data across equities and crypto prices, market moves, metrics, and trends for analysis, alerts, and reporting | 1100 | 0 | 1 | Finance &amp; Market Data | P2 | Market Data Command Center | supporting-variant |</w:t>
-      </w:r>
-    </w:p>
-    <w:p>
-      <w:r>
-        <w:t xml:space="preserve">| chaimengphp | YouTube SERP Scout (Rank + Discover) | 1043 | 3 | 0 | Video &amp; Creator Research | P2 | YouTube SERP Scout | supporting-variant |</w:t>
-      </w:r>
-    </w:p>
-    <w:p>
-      <w:r>
-        <w:t xml:space="preserve">| aisadocs | Generate images &amp; videos with: Gemini 3 Pro Image + Qwen Wan 2.6 (video) via one API key | 1045 | 2 | 0 | Video &amp; Creator Research | P2 | Image &amp; Video Command Center | supporting-variant |</w:t>
-      </w:r>
-    </w:p>
-    <w:p>
-      <w:r>
-        <w:t xml:space="preserve">| aisadocs | Youtube Search and Tracking API | 1278 | 0 | 0 | Video &amp; Creator Research | P2 | YouTube SERP Scout | supporting-variant |</w:t>
-      </w:r>
-    </w:p>
-    <w:p>
-      <w:r>
-        <w:t xml:space="preserve">| chaimengphp | Perplexity Sonar Search | 200 | 0 | 0 | Search &amp; Research | P2 | Multi-Source Search Command Center | supporting-variant |</w:t>
-      </w:r>
-    </w:p>
-    <w:p>
-      <w:r>
-        <w:t xml:space="preserve">| 0xjordansg-yolo | Search YouTube videos, channels, and playlists | 544 | 0 | 2 | Video &amp; Creator Research | P2 | YouTube SERP Scout | long-tail-experiment |</w:t>
-      </w:r>
-    </w:p>
-    <w:p>
-      <w:r>
-        <w:t xml:space="preserve">| aisadocs | Perplexity Sonar | 78 | 0 | 0 | Search &amp; Research | P3 | Research Command Center | long-tail-experiment |</w:t>
-      </w:r>
-    </w:p>
-    <w:p>
-      <w:r>
-        <w:t xml:space="preserve">| bibaofeng | x-intelligence-automation-aisa | 39 | 0 | 0 | Browser &amp; Automation | P3 | Browser Automation Command Center | flagship |</w:t>
-      </w:r>
-    </w:p>
-    <w:p>
-      <w:r>
-        <w:t xml:space="preserve">| aisadocs | Twitter/X All-in-One — Search, Monitor &amp; Publish Text &amp; Media Posts | 205 | 1 | 0 | Social &amp; Growth | P3 | Twitter API Command Center | long-tail-experiment |</w:t>
-      </w:r>
-    </w:p>
-    <w:p>
-      <w:r>
-        <w:t xml:space="preserve">| chaimengphp | Prediction markets data - Polymarket, Kalshi markets, prices, positions, and trades | 119 | 0 | 0 | Finance &amp; Market Data | P3 | Market Data Command Center | long-tail-experiment |</w:t>
-      </w:r>
-    </w:p>
-    <w:p>
-      <w:r>
-        <w:t xml:space="preserve">| aisadocs | Polymarket Data | 108 | 0 | 0 | Finance &amp; Market Data | P3 | Market Data Command Center | long-tail-experiment |</w:t>
-      </w:r>
-    </w:p>
-    <w:p>
-      <w:r>
-        <w:t xml:space="preserve">| aisadocs | Polymarket Spread Arbitrage | 107 | 0 | 0 | Finance &amp; Market Data | P3 | Market Data Command Center | long-tail-experiment |</w:t>
-      </w:r>
-    </w:p>
-    <w:p>
-      <w:r>
-        <w:t xml:space="preserve">| bibaofeng | 预测市场数据 | 84 | 0 | 0 | Finance &amp; Market Data | P3 | Market Data Command Center | growth-variant |</w:t>
-      </w:r>
-    </w:p>
-    <w:p>
-      <w:r>
-        <w:t xml:space="preserve">| bibaofeng | 预测市场套利 | 78 | 0 | 0 | Finance &amp; Market Data | P3 | Market Data Command Center | growth-variant |</w:t>
-      </w:r>
-    </w:p>
-    <w:p>
-      <w:r>
-        <w:t xml:space="preserve">| bibaofeng | Prediction Market Arbitrage Api | 75 | 0 | 0 | Finance &amp; Market Data | P3 | Market Data Command Center | supporting-variant |</w:t>
-      </w:r>
-    </w:p>
-    <w:p>
-      <w:r>
-        <w:t xml:space="preserve">| bibaofeng | Prediction Market Data | 72 | 0 | 0 | Finance &amp; Market Data | P3 | Market Data Command Center | supporting-variant |</w:t>
-      </w:r>
-    </w:p>
-    <w:p>
-      <w:r>
-        <w:t xml:space="preserve">| chaimengphp | Find and analyze arbitrage opportunities across prediction markets like Polymarket and Kalshi | 71 | 0 | 0 | Finance &amp; Market Data | P3 | Market Data Command Center | long-tail-experiment |</w:t>
-      </w:r>
-    </w:p>
-    <w:p>
-      <w:r>
-        <w:t xml:space="preserve">| aisadocs | Query real-time and historical financial data of equity prices, market moves, metrics, and trends for analysis, alerts, and reporting | 42 | 0 | 0 | Finance &amp; Market Data | P3 | Market Data Command Center | long-tail-experiment |</w:t>
+        <w:t xml:space="preserve">| 0xjordansg-yolo | Generate images &amp; videos with: Gemini 3 Pro Image (image) + Qwen Wan 2.6 (video) via one API key | 2223 | 11 | 11 | Video &amp; Creator Research | P0 | Image &amp; Video Command Center | growth-variant |</w:t>
+      </w:r>
+    </w:p>
+    <w:p>
+      <w:r>
+        <w:t xml:space="preserve">| aisadocs | Images &amp; videos generation with Gemini 3 Pro Image + Qwen Wan 2.6 (video) via one API key | 1725 | 3 | 10 | Video &amp; Creator Research | P0 | Image &amp; Video Command Center | growth-variant |</w:t>
+      </w:r>
+    </w:p>
+    <w:p>
+      <w:r>
+        <w:t xml:space="preserve">| 0xjordansg-yolo | Query real-time and historical financial data across equities and crypto prices | 1559 | 5 | 6 | Finance &amp; Market Data | P1 | Market Data Command Center | growth-variant |</w:t>
+      </w:r>
+    </w:p>
+    <w:p>
+      <w:r>
+        <w:t xml:space="preserve">| 0xjordansg-yolo | Web Search Tavily | 1276 | 0 | 6 | Search &amp; Research | P1 | Multi-Source Search Command Center | supporting-variant |</w:t>
+      </w:r>
+    </w:p>
+    <w:p>
+      <w:r>
+        <w:t xml:space="preserve">| 0xjordansg-yolo | Multi-source retrieval with confidence scoring - web, academic, and Tavily in one unified API | 1280 | 4 | 2 | Search &amp; Research | P1 | Multi-Source Search Command Center | supporting-variant |</w:t>
+      </w:r>
+    </w:p>
+    <w:p>
+      <w:r>
+        <w:t xml:space="preserve">| aisapay | Financial Data | 1454 | 0 | 6 | Finance &amp; Market Data | P1 | Market Data Command Center | growth-variant |</w:t>
+      </w:r>
+    </w:p>
+    <w:p>
+      <w:r>
+        <w:t xml:space="preserve">| 0xjordansg-yolo | YouTube SERP Scout for agents. Search top-ranking videos, channels, and trends for content research and competitor tracking | 1518 | 3 | 4 | Video &amp; Creator Research | P1 | YouTube SERP Scout | supporting-variant |</w:t>
+      </w:r>
+    </w:p>
+    <w:p>
+      <w:r>
+        <w:t xml:space="preserve">| aisapay | AIsa Multi Source Search | 1609 | 1 | 1 | Search &amp; Research | P1 | Multi-Source Search Command Center | growth-variant |</w:t>
+      </w:r>
+    </w:p>
+    <w:p>
+      <w:r>
+        <w:t xml:space="preserve">| chaimengphp | Unified API for powerful image and video generation | 1183 | 1 | 6 | Video &amp; Creator Research | P1 | Image &amp; Video Command Center | flagship |</w:t>
+      </w:r>
+    </w:p>
+    <w:p>
+      <w:r>
+        <w:t xml:space="preserve">| 0xjordansg-yolo | One API key for real time stock equity pricing data including crypto BTC ETH etc. | 1297 | 1 | 4 | Finance &amp; Market Data | P1 | Market Data Command Center | long-tail-experiment |</w:t>
+      </w:r>
+    </w:p>
+    <w:p>
+      <w:r>
+        <w:t xml:space="preserve">| 0xjordansg-yolo | US Stock Analyst by leading AI LLM models with Bloomberg Data, Twitter Sentiment and Wall Street Equity Research Reports | 1341 | 0 | 5 | Social &amp; Growth | P1 | Twitter API Command Center | long-tail-experiment |</w:t>
+      </w:r>
+    </w:p>
+    <w:p>
+      <w:r>
+        <w:t xml:space="preserve">| 0xjordansg-yolo | X Twitter Automataion (Search + Post) | 1462 | 4 | 2 | Social &amp; Growth | P1 | Twitter API Command Center | long-tail-experiment |</w:t>
+      </w:r>
+    </w:p>
+    <w:p>
+      <w:r>
+        <w:t xml:space="preserve">| aisapay | AIsa Media Gen | 1606 | 1 | 2 | Media Generation | P2 | Image &amp; Video Command Center | supporting-variant |</w:t>
+      </w:r>
+    </w:p>
+    <w:p>
+      <w:r>
+        <w:t xml:space="preserve">| aisapay | AIsa Youtube Search | 1805 | 1 | 1 | Video &amp; Creator Research | P2 | YouTube SERP Scout | supporting-variant |</w:t>
+      </w:r>
+    </w:p>
+    <w:p>
+      <w:r>
+        <w:t xml:space="preserve">| aisapay | AIsa Financial Data | 1327 | 0 | 2 | Finance &amp; Market Data | P2 | Market Data Command Center | supporting-variant |</w:t>
+      </w:r>
+    </w:p>
+    <w:p>
+      <w:r>
+        <w:t xml:space="preserve">| chaimengphp | X Twitter Command Center (Search + Post) | 1253 | 0 | 3 | Social &amp; Growth | P2 | Twitter API Command Center | growth-variant |</w:t>
+      </w:r>
+    </w:p>
+    <w:p>
+      <w:r>
+        <w:t xml:space="preserve">| chaimengphp | MarketPulse (Stocks + Crypto Data) | 1007 | 0 | 3 | Finance &amp; Market Data | P2 | Market Data Command Center | growth-variant |</w:t>
+      </w:r>
+    </w:p>
+    <w:p>
+      <w:r>
+        <w:t xml:space="preserve">| aisadocs | Intelligent search for agents. Multi-source retrieval with confidence scoring - web, academic, and Tavily in one unified API | 918 | 0 | 0 | Search &amp; Research | P2 | Multi-Source Search Command Center | growth-variant |</w:t>
+      </w:r>
+    </w:p>
+    <w:p>
+      <w:r>
+        <w:t xml:space="preserve">| chaimengphp | YouTube SERP Scout (Rank + Discover) | 1068 | 3 | 1 | Video &amp; Creator Research | P2 | YouTube SERP Scout | supporting-variant |</w:t>
+      </w:r>
+    </w:p>
+    <w:p>
+      <w:r>
+        <w:t xml:space="preserve">| chaimengphp | Verified Research Engine (Web + Academic + Confidence Score) | 817 | 0 | 0 | Search &amp; Research | P2 | Multi-Source Search Command Center | supporting-variant |</w:t>
+      </w:r>
+    </w:p>
+    <w:p>
+      <w:r>
+        <w:t xml:space="preserve">| aisadocs | Query real-time and historical financial data across equities and crypto prices, market moves, metrics, and trends for analysis, alerts, and reporting | 1113 | 0 | 1 | Finance &amp; Market Data | P2 | Market Data Command Center | supporting-variant |</w:t>
+      </w:r>
+    </w:p>
+    <w:p>
+      <w:r>
+        <w:t xml:space="preserve">| aisadocs | Generate images &amp; videos with: Gemini 3 Pro Image + Qwen Wan 2.6 (video) via one API key | 1057 | 2 | 0 | Video &amp; Creator Research | P2 | Image &amp; Video Command Center | supporting-variant |</w:t>
+      </w:r>
+    </w:p>
+    <w:p>
+      <w:r>
+        <w:t xml:space="preserve">| aisadocs | Youtube Search and Tracking API | 1296 | 0 | 0 | Video &amp; Creator Research | P2 | YouTube SERP Scout | supporting-variant |</w:t>
+      </w:r>
+    </w:p>
+    <w:p>
+      <w:r>
+        <w:t xml:space="preserve">| chaimengphp | Perplexity Sonar Search | 209 | 0 | 0 | Search &amp; Research | P2 | Multi-Source Search Command Center | supporting-variant |</w:t>
+      </w:r>
+    </w:p>
+    <w:p>
+      <w:r>
+        <w:t xml:space="preserve">| 0xjordansg-yolo | Search YouTube videos, channels, and playlists | 554 | 0 | 2 | Video &amp; Creator Research | P2 | YouTube SERP Scout | long-tail-experiment |</w:t>
+      </w:r>
+    </w:p>
+    <w:p>
+      <w:r>
+        <w:t xml:space="preserve">| aisadocs | Perplexity Sonar | 97 | 0 | 0 | Search &amp; Research | P2 | Research Command Center | long-tail-experiment |</w:t>
+      </w:r>
+    </w:p>
+    <w:p>
+      <w:r>
+        <w:t xml:space="preserve">| bibaofeng | x-intelligence-automation-aisa | 53 | 0 | 0 | Browser &amp; Automation | P3 | Browser Automation Command Center | flagship |</w:t>
+      </w:r>
+    </w:p>
+    <w:p>
+      <w:r>
+        <w:t xml:space="preserve">| aisadocs | Twitter/X All-in-One — Search, Monitor &amp; Publish Text &amp; Media Posts | 223 | 1 | 0 | Social &amp; Growth | P3 | Twitter API Command Center | long-tail-experiment |</w:t>
+      </w:r>
+    </w:p>
+    <w:p>
+      <w:r>
+        <w:t xml:space="preserve">| chaimengphp | Prediction markets data - Polymarket, Kalshi markets, prices, positions, and trades | 138 | 0 | 0 | Finance &amp; Market Data | P3 | Market Data Command Center | long-tail-experiment |</w:t>
+      </w:r>
+    </w:p>
+    <w:p>
+      <w:r>
+        <w:t xml:space="preserve">| aisadocs | Polymarket Data | 123 | 0 | 0 | Finance &amp; Market Data | P3 | Market Data Command Center | long-tail-experiment |</w:t>
+      </w:r>
+    </w:p>
+    <w:p>
+      <w:r>
+        <w:t xml:space="preserve">| aisadocs | Polymarket Spread Arbitrage | 122 | 0 | 0 | Finance &amp; Market Data | P3 | Market Data Command Center | long-tail-experiment |</w:t>
+      </w:r>
+    </w:p>
+    <w:p>
+      <w:r>
+        <w:t xml:space="preserve">| bibaofeng | 预测市场数据 | 98 | 0 | 0 | Finance &amp; Market Data | P3 | Market Data Command Center | growth-variant |</w:t>
+      </w:r>
+    </w:p>
+    <w:p>
+      <w:r>
+        <w:t xml:space="preserve">| bibaofeng | 预测市场套利 | 97 | 0 | 0 | Finance &amp; Market Data | P3 | Market Data Command Center | growth-variant |</w:t>
+      </w:r>
+    </w:p>
+    <w:p>
+      <w:r>
+        <w:t xml:space="preserve">| bibaofeng | Prediction Market Arbitrage Api | 89 | 0 | 0 | Finance &amp; Market Data | P3 | Market Data Command Center | supporting-variant |</w:t>
+      </w:r>
+    </w:p>
+    <w:p>
+      <w:r>
+        <w:t xml:space="preserve">| chaimengphp | Find and analyze arbitrage opportunities across prediction markets like Polymarket and Kalshi | 85 | 0 | 0 | Finance &amp; Market Data | P3 | Market Data Command Center | long-tail-experiment |</w:t>
+      </w:r>
+    </w:p>
+    <w:p>
+      <w:r>
+        <w:t xml:space="preserve">| bibaofeng | Prediction Market Data | 84 | 0 | 0 | Finance &amp; Market Data | P3 | Market Data Command Center | supporting-variant |</w:t>
+      </w:r>
+    </w:p>
+    <w:p>
+      <w:r>
+        <w:t xml:space="preserve">| aisadocs | Query real-time and historical financial data of equity prices, market moves, metrics, and trends for analysis, alerts, and reporting | 54 | 0 | 0 | Finance &amp; Market Data | P3 | Market Data Command Center | long-tail-experiment |</w:t>
       </w:r>
     </w:p>
     <w:p>
@@ -1039,37 +1039,47 @@
     </w:p>
     <w:p>
       <w:r>
-        <w:t xml:space="preserve">| bibaofeng | last30days | 94 | 0 | 0 | Social &amp; Growth | P3 | Social Growth Command Center | long-tail-experiment |</w:t>
-      </w:r>
-    </w:p>
-    <w:p>
-      <w:r>
-        <w:t xml:space="preserve">| bibaofeng | last30days | 78 | 0 | 0 | Social &amp; Growth | P3 | Social Growth Command Center | long-tail-experiment |</w:t>
-      </w:r>
-    </w:p>
-    <w:p>
-      <w:r>
-        <w:t xml:space="preserve">| chaimengphp | X Twitter Command Center (Search + Post + Interact) | 70 | 0 | 0 | Social &amp; Growth | P3 | Twitter API Command Center | long-tail-experiment |</w:t>
-      </w:r>
-    </w:p>
-    <w:p>
-      <w:r>
-        <w:t xml:space="preserve">| bibaofeng | twitter-aisa | 65 | 0 | 0 | Social &amp; Growth | P3 | Twitter API Command Center | long-tail-experiment |</w:t>
-      </w:r>
-    </w:p>
-    <w:p>
-      <w:r>
-        <w:t xml:space="preserve">| bibaofeng | twitter-aisa-api | 60 | 0 | 0 | Social &amp; Growth | P3 | Twitter API Command Center | long-tail-experiment |</w:t>
-      </w:r>
-    </w:p>
-    <w:p>
-      <w:r>
-        <w:t xml:space="preserve">| bibaofeng | twitter-post-aisa | 58 | 0 | 0 | Social &amp; Growth | P3 | Twitter API Command Center | long-tail-experiment |</w:t>
-      </w:r>
-    </w:p>
-    <w:p>
-      <w:r>
-        <w:t xml:space="preserve">| bibaofeng | aisa-twitter | 37 | 0 | 0 | Social &amp; Growth | P3 | Twitter API Command Center | long-tail-experiment |</w:t>
+        <w:t xml:space="preserve">| bibaofeng | last30days | 128 | 0 | 0 | Social &amp; Growth | P3 | Social Growth Command Center | long-tail-experiment |</w:t>
+      </w:r>
+    </w:p>
+    <w:p>
+      <w:r>
+        <w:t xml:space="preserve">| bibaofeng | last30days | 100 | 0 | 0 | Social &amp; Growth | P3 | Social Growth Command Center | long-tail-experiment |</w:t>
+      </w:r>
+    </w:p>
+    <w:p>
+      <w:r>
+        <w:t xml:space="preserve">| chaimengphp | X Twitter Command Center (Search + Post + Interact) | 82 | 0 | 0 | Social &amp; Growth | P3 | Twitter API Command Center | long-tail-experiment |</w:t>
+      </w:r>
+    </w:p>
+    <w:p>
+      <w:r>
+        <w:t xml:space="preserve">| bibaofeng | twitter-aisa | 79 | 0 | 0 | Social &amp; Growth | P3 | Twitter API Command Center | long-tail-experiment |</w:t>
+      </w:r>
+    </w:p>
+    <w:p>
+      <w:r>
+        <w:t xml:space="preserve">| bibaofeng | twitter-aisa-api | 72 | 0 | 0 | Social &amp; Growth | P3 | Twitter API Command Center | long-tail-experiment |</w:t>
+      </w:r>
+    </w:p>
+    <w:p>
+      <w:r>
+        <w:t xml:space="preserve">| bibaofeng | twitter-post-aisa | 72 | 0 | 0 | Social &amp; Growth | P3 | Twitter API Command Center | long-tail-experiment |</w:t>
+      </w:r>
+    </w:p>
+    <w:p>
+      <w:r>
+        <w:t xml:space="preserve">| bibaofeng | aisa-twitter | 51 | 0 | 0 | Social &amp; Growth | P3 | Twitter API Command Center | long-tail-experiment |</w:t>
+      </w:r>
+    </w:p>
+    <w:p>
+      <w:r>
+        <w:t xml:space="preserve">| bibaofeng | youtube-search-aisa | 127 | 0 | 0 | Video &amp; Creator Research | P3 | YouTube SERP Scout | long-tail-experiment |</w:t>
+      </w:r>
+    </w:p>
+    <w:p>
+      <w:r>
+        <w:t xml:space="preserve">| bibaofeng | youtube-aisa | 122 | 0 | 0 | Video &amp; Creator Research | P3 | YouTube SERP Scout | long-tail-experiment |</w:t>
       </w:r>
     </w:p>
     <w:p>
@@ -1079,52 +1089,42 @@
     </w:p>
     <w:p>
       <w:r>
-        <w:t xml:space="preserve">| bibaofeng | youtube-search-aisa | 75 | 0 | 0 | Video &amp; Creator Research | P3 | YouTube SERP Scout | long-tail-experiment |</w:t>
-      </w:r>
-    </w:p>
-    <w:p>
-      <w:r>
-        <w:t xml:space="preserve">| bibaofeng | youtube-aisa | 69 | 0 | 0 | Video &amp; Creator Research | P3 | YouTube SERP Scout | long-tail-experiment |</w:t>
-      </w:r>
-    </w:p>
-    <w:p>
-      <w:r>
-        <w:t xml:space="preserve">| bibaofeng | openclaw-aisa-youtube-aisa | 37 | 0 | 0 | Video &amp; Creator Research | P3 | YouTube SERP Scout | long-tail-experiment |</w:t>
-      </w:r>
-    </w:p>
-    <w:p>
-      <w:r>
-        <w:t xml:space="preserve">| 0xjordansg-yolo | One API key for 70+ AI models. Route to GPT, Claude, Gemini, Qwen, Deepseek, Grok and more | 1476 | 5 | 4 | General Utility | P3 | Utility Command Center | long-tail-experiment |</w:t>
-      </w:r>
-    </w:p>
-    <w:p>
-      <w:r>
-        <w:t xml:space="preserve">| 0xjordansg-yolo | Save upto 50% for model tokens: OpenAI GPT, Claude, Gemini, Qwen, Deepseek, Grok and more with one single key | 1337 | 5 | 2 | General Utility | P3 | Utility Command Center | long-tail-experiment |</w:t>
-      </w:r>
-    </w:p>
-    <w:p>
-      <w:r>
-        <w:t xml:space="preserve">| aisadocs | Unified LLM Gateway - One API for 70+ AI models. Route to GPT, Claude, Gemini, Qwen, Deepseek, Grok and more | 1288 | 2 | 2 | General Utility | P3 | Utility Command Center | long-tail-experiment |</w:t>
-      </w:r>
-    </w:p>
-    <w:p>
-      <w:r>
-        <w:t xml:space="preserve">| 0xjordansg-yolo | Chinese LLM Models (Kimi 2.5, MiniMax 2.5, Qwen, DeepSeek) with One Key | 781 | 0 | 4 | General Utility | P3 | Utility Command Center | long-tail-experiment |</w:t>
-      </w:r>
-    </w:p>
-    <w:p>
-      <w:r>
-        <w:t xml:space="preserve">| chaimengphp | One API key for Chinese AI models. Route to Qwen, Deepseek | 1000 | 0 | 2 | General Utility | P3 | Utility Command Center | long-tail-experiment |</w:t>
-      </w:r>
-    </w:p>
-    <w:p>
-      <w:r>
-        <w:t xml:space="preserve">| chaimengphp | One API key for 70+ AI models. Route to GPT, Claude, Gemini, Grok and more | 850 | 2 | 0 | General Utility | P3 | Utility Command Center | long-tail-experiment |</w:t>
-      </w:r>
-    </w:p>
-    <w:p>
-      <w:r>
-        <w:t xml:space="preserve">| aisadocs | Chines LLM Models (MiniMax 2.5,Kimi 2.5, Qwen, Doubao, DeepSeek) with one key | 638 | 0 | 0 | General Utility | P3 | Utility Command Center | long-tail-experiment |</w:t>
+        <w:t xml:space="preserve">| bibaofeng | openclaw-aisa-youtube-aisa | 50 | 0 | 0 | Video &amp; Creator Research | P3 | YouTube SERP Scout | long-tail-experiment |</w:t>
+      </w:r>
+    </w:p>
+    <w:p>
+      <w:r>
+        <w:t xml:space="preserve">| 0xjordansg-yolo | One API key for 70+ AI models. Route to GPT, Claude, Gemini, Qwen, Deepseek, Grok and more | 1495 | 5 | 4 | General Utility | P3 | Utility Command Center | long-tail-experiment |</w:t>
+      </w:r>
+    </w:p>
+    <w:p>
+      <w:r>
+        <w:t xml:space="preserve">| 0xjordansg-yolo | Save upto 50% for model tokens: OpenAI GPT, Claude, Gemini, Qwen, Deepseek, Grok and more with one single key | 1355 | 5 | 2 | General Utility | P3 | Utility Command Center | long-tail-experiment |</w:t>
+      </w:r>
+    </w:p>
+    <w:p>
+      <w:r>
+        <w:t xml:space="preserve">| aisadocs | Unified LLM Gateway - One API for 70+ AI models. Route to GPT, Claude, Gemini, Qwen, Deepseek, Grok and more | 1301 | 2 | 2 | General Utility | P3 | Utility Command Center | long-tail-experiment |</w:t>
+      </w:r>
+    </w:p>
+    <w:p>
+      <w:r>
+        <w:t xml:space="preserve">| 0xjordansg-yolo | Chinese LLM Models (Kimi 2.5, MiniMax 2.5, Qwen, DeepSeek) with One Key | 790 | 0 | 4 | General Utility | P3 | Utility Command Center | long-tail-experiment |</w:t>
+      </w:r>
+    </w:p>
+    <w:p>
+      <w:r>
+        <w:t xml:space="preserve">| chaimengphp | One API key for Chinese AI models. Route to Qwen, Deepseek | 1025 | 0 | 2 | General Utility | P3 | Utility Command Center | long-tail-experiment |</w:t>
+      </w:r>
+    </w:p>
+    <w:p>
+      <w:r>
+        <w:t xml:space="preserve">| chaimengphp | One API key for 70+ AI models. Route to GPT, Claude, Gemini, Grok and more | 873 | 2 | 0 | General Utility | P3 | Utility Command Center | long-tail-experiment |</w:t>
+      </w:r>
+    </w:p>
+    <w:p>
+      <w:r>
+        <w:t xml:space="preserve">| aisadocs | Chines LLM Models (MiniMax 2.5,Kimi 2.5, Qwen, Doubao, DeepSeek) with one key | 644 | 0 | 0 | General Utility | P3 | Utility Command Center | long-tail-experiment |</w:t>
       </w:r>
     </w:p>
     <w:sectPr>
